--- a/Updated-COSC890 Project-Report.docx
+++ b/Updated-COSC890 Project-Report.docx
@@ -100,25 +100,6 @@
           <w:color w:val="555555"/>
         </w:rPr>
         <w:t>March 2026</w:t>
-      </w:r>
-    </w:p>
-    <w:p>
-      <w:pPr>
-        <w:jc w:val="center"/>
-        <w:rPr>
-          <w:rFonts w:ascii="Times New Roman" w:hAnsi="Times New Roman" w:cs="Times New Roman"/>
-        </w:rPr>
-      </w:pPr>
-      <w:r>
-        <w:rPr>
-          <w:rFonts w:ascii="Times New Roman" w:hAnsi="Times New Roman" w:cs="Times New Roman"/>
-          <w:i/>
-          <w:iCs/>
-          <w:color w:val="777777"/>
-          <w:sz w:val="20"/>
-          <w:szCs w:val="20"/>
-        </w:rPr>
-        <w:t>Version 1.0.0</w:t>
       </w:r>
     </w:p>
     <w:p>
@@ -390,12 +371,6 @@
         <w:gridCol w:w="4560"/>
       </w:tblGrid>
       <w:tr>
-        <w:tblPrEx>
-          <w:tblCellMar>
-            <w:top w:w="0" w:type="dxa"/>
-            <w:bottom w:w="0" w:type="dxa"/>
-          </w:tblCellMar>
-        </w:tblPrEx>
         <w:tc>
           <w:tcPr>
             <w:tcW w:w="2800" w:type="dxa"/>
@@ -503,12 +478,6 @@
         </w:tc>
       </w:tr>
       <w:tr>
-        <w:tblPrEx>
-          <w:tblCellMar>
-            <w:top w:w="0" w:type="dxa"/>
-            <w:bottom w:w="0" w:type="dxa"/>
-          </w:tblCellMar>
-        </w:tblPrEx>
         <w:tc>
           <w:tcPr>
             <w:tcW w:w="2800" w:type="dxa"/>
@@ -539,7 +508,6 @@
                 <w:sz w:val="20"/>
                 <w:szCs w:val="20"/>
               </w:rPr>
-              <w:lastRenderedPageBreak/>
               <w:t>flight_id</w:t>
             </w:r>
             <w:proofErr w:type="spellEnd"/>
@@ -613,12 +581,6 @@
         </w:tc>
       </w:tr>
       <w:tr>
-        <w:tblPrEx>
-          <w:tblCellMar>
-            <w:top w:w="0" w:type="dxa"/>
-            <w:bottom w:w="0" w:type="dxa"/>
-          </w:tblCellMar>
-        </w:tblPrEx>
         <w:tc>
           <w:tcPr>
             <w:tcW w:w="2800" w:type="dxa"/>
@@ -648,6 +610,7 @@
                 <w:sz w:val="20"/>
                 <w:szCs w:val="20"/>
               </w:rPr>
+              <w:lastRenderedPageBreak/>
               <w:t>timestamp</w:t>
             </w:r>
           </w:p>
@@ -720,12 +683,6 @@
         </w:tc>
       </w:tr>
       <w:tr>
-        <w:tblPrEx>
-          <w:tblCellMar>
-            <w:top w:w="0" w:type="dxa"/>
-            <w:bottom w:w="0" w:type="dxa"/>
-          </w:tblCellMar>
-        </w:tblPrEx>
         <w:tc>
           <w:tcPr>
             <w:tcW w:w="2800" w:type="dxa"/>
@@ -827,12 +784,6 @@
         </w:tc>
       </w:tr>
       <w:tr>
-        <w:tblPrEx>
-          <w:tblCellMar>
-            <w:top w:w="0" w:type="dxa"/>
-            <w:bottom w:w="0" w:type="dxa"/>
-          </w:tblCellMar>
-        </w:tblPrEx>
         <w:tc>
           <w:tcPr>
             <w:tcW w:w="2800" w:type="dxa"/>
@@ -936,12 +887,6 @@
         </w:tc>
       </w:tr>
       <w:tr>
-        <w:tblPrEx>
-          <w:tblCellMar>
-            <w:top w:w="0" w:type="dxa"/>
-            <w:bottom w:w="0" w:type="dxa"/>
-          </w:tblCellMar>
-        </w:tblPrEx>
         <w:tc>
           <w:tcPr>
             <w:tcW w:w="2800" w:type="dxa"/>
@@ -1045,12 +990,6 @@
         </w:tc>
       </w:tr>
       <w:tr>
-        <w:tblPrEx>
-          <w:tblCellMar>
-            <w:top w:w="0" w:type="dxa"/>
-            <w:bottom w:w="0" w:type="dxa"/>
-          </w:tblCellMar>
-        </w:tblPrEx>
         <w:tc>
           <w:tcPr>
             <w:tcW w:w="2800" w:type="dxa"/>
@@ -1154,12 +1093,6 @@
         </w:tc>
       </w:tr>
       <w:tr>
-        <w:tblPrEx>
-          <w:tblCellMar>
-            <w:top w:w="0" w:type="dxa"/>
-            <w:bottom w:w="0" w:type="dxa"/>
-          </w:tblCellMar>
-        </w:tblPrEx>
         <w:tc>
           <w:tcPr>
             <w:tcW w:w="2800" w:type="dxa"/>
@@ -1263,12 +1196,6 @@
         </w:tc>
       </w:tr>
       <w:tr>
-        <w:tblPrEx>
-          <w:tblCellMar>
-            <w:top w:w="0" w:type="dxa"/>
-            <w:bottom w:w="0" w:type="dxa"/>
-          </w:tblCellMar>
-        </w:tblPrEx>
         <w:tc>
           <w:tcPr>
             <w:tcW w:w="2800" w:type="dxa"/>
@@ -1372,12 +1299,6 @@
         </w:tc>
       </w:tr>
       <w:tr>
-        <w:tblPrEx>
-          <w:tblCellMar>
-            <w:top w:w="0" w:type="dxa"/>
-            <w:bottom w:w="0" w:type="dxa"/>
-          </w:tblCellMar>
-        </w:tblPrEx>
         <w:tc>
           <w:tcPr>
             <w:tcW w:w="2800" w:type="dxa"/>
@@ -1481,12 +1402,6 @@
         </w:tc>
       </w:tr>
       <w:tr>
-        <w:tblPrEx>
-          <w:tblCellMar>
-            <w:top w:w="0" w:type="dxa"/>
-            <w:bottom w:w="0" w:type="dxa"/>
-          </w:tblCellMar>
-        </w:tblPrEx>
         <w:tc>
           <w:tcPr>
             <w:tcW w:w="2800" w:type="dxa"/>
@@ -1590,12 +1505,6 @@
         </w:tc>
       </w:tr>
       <w:tr>
-        <w:tblPrEx>
-          <w:tblCellMar>
-            <w:top w:w="0" w:type="dxa"/>
-            <w:bottom w:w="0" w:type="dxa"/>
-          </w:tblCellMar>
-        </w:tblPrEx>
         <w:tc>
           <w:tcPr>
             <w:tcW w:w="2800" w:type="dxa"/>
@@ -2017,14 +1926,7 @@
         <w:rPr>
           <w:rFonts w:ascii="Times New Roman" w:hAnsi="Times New Roman" w:cs="Times New Roman"/>
         </w:rPr>
-        <w:t xml:space="preserve">, Title Case, and camelCase variants of the same field names across different download formats. The normalizer maps all three conventions to </w:t>
-      </w:r>
-      <w:r>
-        <w:rPr>
-          <w:rFonts w:ascii="Times New Roman" w:hAnsi="Times New Roman" w:cs="Times New Roman"/>
-        </w:rPr>
-        <w:lastRenderedPageBreak/>
-        <w:t>the canonical schema. This was caught during field-mapping development and is documented in docs/data_dictionary.md.</w:t>
+        <w:t>, Title Case, and camelCase variants of the same field names across different download formats. The normalizer maps all three conventions to the canonical schema. This was caught during field-mapping development and is documented in docs/data_dictionary.md.</w:t>
       </w:r>
     </w:p>
     <w:p>
@@ -2094,12 +1996,6 @@
         <w:gridCol w:w="6205"/>
       </w:tblGrid>
       <w:tr>
-        <w:tblPrEx>
-          <w:tblCellMar>
-            <w:top w:w="0" w:type="dxa"/>
-            <w:bottom w:w="0" w:type="dxa"/>
-          </w:tblCellMar>
-        </w:tblPrEx>
         <w:tc>
           <w:tcPr>
             <w:tcW w:w="2600" w:type="dxa"/>
@@ -2207,12 +2103,6 @@
         </w:tc>
       </w:tr>
       <w:tr>
-        <w:tblPrEx>
-          <w:tblCellMar>
-            <w:top w:w="0" w:type="dxa"/>
-            <w:bottom w:w="0" w:type="dxa"/>
-          </w:tblCellMar>
-        </w:tblPrEx>
         <w:tc>
           <w:tcPr>
             <w:tcW w:w="2600" w:type="dxa"/>
@@ -2314,12 +2204,6 @@
         </w:tc>
       </w:tr>
       <w:tr>
-        <w:tblPrEx>
-          <w:tblCellMar>
-            <w:top w:w="0" w:type="dxa"/>
-            <w:bottom w:w="0" w:type="dxa"/>
-          </w:tblCellMar>
-        </w:tblPrEx>
         <w:tc>
           <w:tcPr>
             <w:tcW w:w="2600" w:type="dxa"/>
@@ -2421,12 +2305,6 @@
         </w:tc>
       </w:tr>
       <w:tr>
-        <w:tblPrEx>
-          <w:tblCellMar>
-            <w:top w:w="0" w:type="dxa"/>
-            <w:bottom w:w="0" w:type="dxa"/>
-          </w:tblCellMar>
-        </w:tblPrEx>
         <w:tc>
           <w:tcPr>
             <w:tcW w:w="2600" w:type="dxa"/>
@@ -2530,12 +2408,6 @@
         </w:tc>
       </w:tr>
       <w:tr>
-        <w:tblPrEx>
-          <w:tblCellMar>
-            <w:top w:w="0" w:type="dxa"/>
-            <w:bottom w:w="0" w:type="dxa"/>
-          </w:tblCellMar>
-        </w:tblPrEx>
         <w:tc>
           <w:tcPr>
             <w:tcW w:w="2600" w:type="dxa"/>
@@ -2637,12 +2509,6 @@
         </w:tc>
       </w:tr>
       <w:tr>
-        <w:tblPrEx>
-          <w:tblCellMar>
-            <w:top w:w="0" w:type="dxa"/>
-            <w:bottom w:w="0" w:type="dxa"/>
-          </w:tblCellMar>
-        </w:tblPrEx>
         <w:tc>
           <w:tcPr>
             <w:tcW w:w="2600" w:type="dxa"/>
@@ -2754,12 +2620,6 @@
         </w:tc>
       </w:tr>
       <w:tr>
-        <w:tblPrEx>
-          <w:tblCellMar>
-            <w:top w:w="0" w:type="dxa"/>
-            <w:bottom w:w="0" w:type="dxa"/>
-          </w:tblCellMar>
-        </w:tblPrEx>
         <w:tc>
           <w:tcPr>
             <w:tcW w:w="2600" w:type="dxa"/>
@@ -2881,12 +2741,6 @@
         </w:tc>
       </w:tr>
       <w:tr>
-        <w:tblPrEx>
-          <w:tblCellMar>
-            <w:top w:w="0" w:type="dxa"/>
-            <w:bottom w:w="0" w:type="dxa"/>
-          </w:tblCellMar>
-        </w:tblPrEx>
         <w:tc>
           <w:tcPr>
             <w:tcW w:w="2600" w:type="dxa"/>
@@ -2990,12 +2844,6 @@
         </w:tc>
       </w:tr>
       <w:tr>
-        <w:tblPrEx>
-          <w:tblCellMar>
-            <w:top w:w="0" w:type="dxa"/>
-            <w:bottom w:w="0" w:type="dxa"/>
-          </w:tblCellMar>
-        </w:tblPrEx>
         <w:tc>
           <w:tcPr>
             <w:tcW w:w="2600" w:type="dxa"/>
@@ -3314,21 +3162,21 @@
         <w:rPr>
           <w:rFonts w:ascii="Times New Roman" w:hAnsi="Times New Roman" w:cs="Times New Roman"/>
         </w:rPr>
+        <w:t>3.1 Consensus Mechanism</w:t>
+      </w:r>
+    </w:p>
+    <w:p>
+      <w:pPr>
+        <w:spacing w:after="160"/>
+        <w:rPr>
+          <w:rFonts w:ascii="Times New Roman" w:hAnsi="Times New Roman" w:cs="Times New Roman"/>
+        </w:rPr>
+      </w:pPr>
+      <w:r>
+        <w:rPr>
+          <w:rFonts w:ascii="Times New Roman" w:hAnsi="Times New Roman" w:cs="Times New Roman"/>
+        </w:rPr>
         <w:lastRenderedPageBreak/>
-        <w:t>3.1 Consensus Mechanism</w:t>
-      </w:r>
-    </w:p>
-    <w:p>
-      <w:pPr>
-        <w:spacing w:after="160"/>
-        <w:rPr>
-          <w:rFonts w:ascii="Times New Roman" w:hAnsi="Times New Roman" w:cs="Times New Roman"/>
-        </w:rPr>
-      </w:pPr>
-      <w:r>
-        <w:rPr>
-          <w:rFonts w:ascii="Times New Roman" w:hAnsi="Times New Roman" w:cs="Times New Roman"/>
-        </w:rPr>
         <w:t xml:space="preserve">The system uses Nakamoto-style Proof-of-Work (PoW) consensus. A block is considered valid only if its SHA-256 </w:t>
       </w:r>
       <w:proofErr w:type="spellStart"/>
@@ -3580,12 +3428,6 @@
         <w:gridCol w:w="4560"/>
       </w:tblGrid>
       <w:tr>
-        <w:tblPrEx>
-          <w:tblCellMar>
-            <w:top w:w="0" w:type="dxa"/>
-            <w:bottom w:w="0" w:type="dxa"/>
-          </w:tblCellMar>
-        </w:tblPrEx>
         <w:tc>
           <w:tcPr>
             <w:tcW w:w="2200" w:type="dxa"/>
@@ -3728,12 +3570,6 @@
         </w:tc>
       </w:tr>
       <w:tr>
-        <w:tblPrEx>
-          <w:tblCellMar>
-            <w:top w:w="0" w:type="dxa"/>
-            <w:bottom w:w="0" w:type="dxa"/>
-          </w:tblCellMar>
-        </w:tblPrEx>
         <w:tc>
           <w:tcPr>
             <w:tcW w:w="2200" w:type="dxa"/>
@@ -3906,12 +3742,6 @@
         </w:tc>
       </w:tr>
       <w:tr>
-        <w:tblPrEx>
-          <w:tblCellMar>
-            <w:top w:w="0" w:type="dxa"/>
-            <w:bottom w:w="0" w:type="dxa"/>
-          </w:tblCellMar>
-        </w:tblPrEx>
         <w:tc>
           <w:tcPr>
             <w:tcW w:w="2200" w:type="dxa"/>
@@ -4082,12 +3912,6 @@
         </w:tc>
       </w:tr>
       <w:tr>
-        <w:tblPrEx>
-          <w:tblCellMar>
-            <w:top w:w="0" w:type="dxa"/>
-            <w:bottom w:w="0" w:type="dxa"/>
-          </w:tblCellMar>
-        </w:tblPrEx>
         <w:tc>
           <w:tcPr>
             <w:tcW w:w="2200" w:type="dxa"/>
@@ -4222,12 +4046,6 @@
         </w:tc>
       </w:tr>
       <w:tr>
-        <w:tblPrEx>
-          <w:tblCellMar>
-            <w:top w:w="0" w:type="dxa"/>
-            <w:bottom w:w="0" w:type="dxa"/>
-          </w:tblCellMar>
-        </w:tblPrEx>
         <w:tc>
           <w:tcPr>
             <w:tcW w:w="2200" w:type="dxa"/>
@@ -4390,12 +4208,6 @@
         </w:tc>
       </w:tr>
       <w:tr>
-        <w:tblPrEx>
-          <w:tblCellMar>
-            <w:top w:w="0" w:type="dxa"/>
-            <w:bottom w:w="0" w:type="dxa"/>
-          </w:tblCellMar>
-        </w:tblPrEx>
         <w:tc>
           <w:tcPr>
             <w:tcW w:w="2200" w:type="dxa"/>
@@ -4530,12 +4342,6 @@
         </w:tc>
       </w:tr>
       <w:tr>
-        <w:tblPrEx>
-          <w:tblCellMar>
-            <w:top w:w="0" w:type="dxa"/>
-            <w:bottom w:w="0" w:type="dxa"/>
-          </w:tblCellMar>
-        </w:tblPrEx>
         <w:tc>
           <w:tcPr>
             <w:tcW w:w="2200" w:type="dxa"/>
@@ -5444,12 +5250,6 @@
         <w:gridCol w:w="3200"/>
       </w:tblGrid>
       <w:tr>
-        <w:tblPrEx>
-          <w:tblCellMar>
-            <w:top w:w="0" w:type="dxa"/>
-            <w:bottom w:w="0" w:type="dxa"/>
-          </w:tblCellMar>
-        </w:tblPrEx>
         <w:tc>
           <w:tcPr>
             <w:tcW w:w="1560" w:type="dxa"/>
@@ -5592,12 +5392,6 @@
         </w:tc>
       </w:tr>
       <w:tr>
-        <w:tblPrEx>
-          <w:tblCellMar>
-            <w:top w:w="0" w:type="dxa"/>
-            <w:bottom w:w="0" w:type="dxa"/>
-          </w:tblCellMar>
-        </w:tblPrEx>
         <w:tc>
           <w:tcPr>
             <w:tcW w:w="1560" w:type="dxa"/>
@@ -5742,12 +5536,6 @@
         </w:tc>
       </w:tr>
       <w:tr>
-        <w:tblPrEx>
-          <w:tblCellMar>
-            <w:top w:w="0" w:type="dxa"/>
-            <w:bottom w:w="0" w:type="dxa"/>
-          </w:tblCellMar>
-        </w:tblPrEx>
         <w:tc>
           <w:tcPr>
             <w:tcW w:w="1560" w:type="dxa"/>
@@ -5892,12 +5680,6 @@
         </w:tc>
       </w:tr>
       <w:tr>
-        <w:tblPrEx>
-          <w:tblCellMar>
-            <w:top w:w="0" w:type="dxa"/>
-            <w:bottom w:w="0" w:type="dxa"/>
-          </w:tblCellMar>
-        </w:tblPrEx>
         <w:tc>
           <w:tcPr>
             <w:tcW w:w="1560" w:type="dxa"/>
@@ -6043,12 +5825,6 @@
         </w:tc>
       </w:tr>
       <w:tr>
-        <w:tblPrEx>
-          <w:tblCellMar>
-            <w:top w:w="0" w:type="dxa"/>
-            <w:bottom w:w="0" w:type="dxa"/>
-          </w:tblCellMar>
-        </w:tblPrEx>
         <w:tc>
           <w:tcPr>
             <w:tcW w:w="1560" w:type="dxa"/>
@@ -6193,12 +5969,6 @@
         </w:tc>
       </w:tr>
       <w:tr>
-        <w:tblPrEx>
-          <w:tblCellMar>
-            <w:top w:w="0" w:type="dxa"/>
-            <w:bottom w:w="0" w:type="dxa"/>
-          </w:tblCellMar>
-        </w:tblPrEx>
         <w:tc>
           <w:tcPr>
             <w:tcW w:w="1560" w:type="dxa"/>
@@ -6333,12 +6103,6 @@
         </w:tc>
       </w:tr>
       <w:tr>
-        <w:tblPrEx>
-          <w:tblCellMar>
-            <w:top w:w="0" w:type="dxa"/>
-            <w:bottom w:w="0" w:type="dxa"/>
-          </w:tblCellMar>
-        </w:tblPrEx>
         <w:tc>
           <w:tcPr>
             <w:tcW w:w="1560" w:type="dxa"/>
@@ -6568,12 +6332,6 @@
         <w:gridCol w:w="3560"/>
       </w:tblGrid>
       <w:tr>
-        <w:tblPrEx>
-          <w:tblCellMar>
-            <w:top w:w="0" w:type="dxa"/>
-            <w:bottom w:w="0" w:type="dxa"/>
-          </w:tblCellMar>
-        </w:tblPrEx>
         <w:tc>
           <w:tcPr>
             <w:tcW w:w="2000" w:type="dxa"/>
@@ -6681,12 +6439,6 @@
         </w:tc>
       </w:tr>
       <w:tr>
-        <w:tblPrEx>
-          <w:tblCellMar>
-            <w:top w:w="0" w:type="dxa"/>
-            <w:bottom w:w="0" w:type="dxa"/>
-          </w:tblCellMar>
-        </w:tblPrEx>
         <w:tc>
           <w:tcPr>
             <w:tcW w:w="2000" w:type="dxa"/>
@@ -6788,12 +6540,6 @@
         </w:tc>
       </w:tr>
       <w:tr>
-        <w:tblPrEx>
-          <w:tblCellMar>
-            <w:top w:w="0" w:type="dxa"/>
-            <w:bottom w:w="0" w:type="dxa"/>
-          </w:tblCellMar>
-        </w:tblPrEx>
         <w:tc>
           <w:tcPr>
             <w:tcW w:w="2000" w:type="dxa"/>
@@ -6905,12 +6651,6 @@
         </w:tc>
       </w:tr>
       <w:tr>
-        <w:tblPrEx>
-          <w:tblCellMar>
-            <w:top w:w="0" w:type="dxa"/>
-            <w:bottom w:w="0" w:type="dxa"/>
-          </w:tblCellMar>
-        </w:tblPrEx>
         <w:tc>
           <w:tcPr>
             <w:tcW w:w="2000" w:type="dxa"/>
@@ -7066,12 +6806,6 @@
         </w:tc>
       </w:tr>
       <w:tr>
-        <w:tblPrEx>
-          <w:tblCellMar>
-            <w:top w:w="0" w:type="dxa"/>
-            <w:bottom w:w="0" w:type="dxa"/>
-          </w:tblCellMar>
-        </w:tblPrEx>
         <w:tc>
           <w:tcPr>
             <w:tcW w:w="2000" w:type="dxa"/>
@@ -7191,12 +6925,6 @@
         </w:tc>
       </w:tr>
       <w:tr>
-        <w:tblPrEx>
-          <w:tblCellMar>
-            <w:top w:w="0" w:type="dxa"/>
-            <w:bottom w:w="0" w:type="dxa"/>
-          </w:tblCellMar>
-        </w:tblPrEx>
         <w:tc>
           <w:tcPr>
             <w:tcW w:w="2000" w:type="dxa"/>
@@ -7336,12 +7064,6 @@
         </w:tc>
       </w:tr>
       <w:tr>
-        <w:tblPrEx>
-          <w:tblCellMar>
-            <w:top w:w="0" w:type="dxa"/>
-            <w:bottom w:w="0" w:type="dxa"/>
-          </w:tblCellMar>
-        </w:tblPrEx>
         <w:tc>
           <w:tcPr>
             <w:tcW w:w="2000" w:type="dxa"/>
@@ -7645,12 +7367,6 @@
         <w:gridCol w:w="4160"/>
       </w:tblGrid>
       <w:tr>
-        <w:tblPrEx>
-          <w:tblCellMar>
-            <w:top w:w="0" w:type="dxa"/>
-            <w:bottom w:w="0" w:type="dxa"/>
-          </w:tblCellMar>
-        </w:tblPrEx>
         <w:tc>
           <w:tcPr>
             <w:tcW w:w="1200" w:type="dxa"/>
@@ -7758,12 +7474,6 @@
         </w:tc>
       </w:tr>
       <w:tr>
-        <w:tblPrEx>
-          <w:tblCellMar>
-            <w:top w:w="0" w:type="dxa"/>
-            <w:bottom w:w="0" w:type="dxa"/>
-          </w:tblCellMar>
-        </w:tblPrEx>
         <w:tc>
           <w:tcPr>
             <w:tcW w:w="1200" w:type="dxa"/>
@@ -7903,12 +7613,6 @@
         </w:tc>
       </w:tr>
       <w:tr>
-        <w:tblPrEx>
-          <w:tblCellMar>
-            <w:top w:w="0" w:type="dxa"/>
-            <w:bottom w:w="0" w:type="dxa"/>
-          </w:tblCellMar>
-        </w:tblPrEx>
         <w:tc>
           <w:tcPr>
             <w:tcW w:w="1200" w:type="dxa"/>
@@ -8028,12 +7732,6 @@
         </w:tc>
       </w:tr>
       <w:tr>
-        <w:tblPrEx>
-          <w:tblCellMar>
-            <w:top w:w="0" w:type="dxa"/>
-            <w:bottom w:w="0" w:type="dxa"/>
-          </w:tblCellMar>
-        </w:tblPrEx>
         <w:tc>
           <w:tcPr>
             <w:tcW w:w="1200" w:type="dxa"/>
@@ -8135,12 +7833,6 @@
         </w:tc>
       </w:tr>
       <w:tr>
-        <w:tblPrEx>
-          <w:tblCellMar>
-            <w:top w:w="0" w:type="dxa"/>
-            <w:bottom w:w="0" w:type="dxa"/>
-          </w:tblCellMar>
-        </w:tblPrEx>
         <w:tc>
           <w:tcPr>
             <w:tcW w:w="1200" w:type="dxa"/>
@@ -8242,12 +7934,6 @@
         </w:tc>
       </w:tr>
       <w:tr>
-        <w:tblPrEx>
-          <w:tblCellMar>
-            <w:top w:w="0" w:type="dxa"/>
-            <w:bottom w:w="0" w:type="dxa"/>
-          </w:tblCellMar>
-        </w:tblPrEx>
         <w:tc>
           <w:tcPr>
             <w:tcW w:w="1200" w:type="dxa"/>
@@ -8349,12 +8035,6 @@
         </w:tc>
       </w:tr>
       <w:tr>
-        <w:tblPrEx>
-          <w:tblCellMar>
-            <w:top w:w="0" w:type="dxa"/>
-            <w:bottom w:w="0" w:type="dxa"/>
-          </w:tblCellMar>
-        </w:tblPrEx>
         <w:tc>
           <w:tcPr>
             <w:tcW w:w="1200" w:type="dxa"/>
@@ -8474,12 +8154,6 @@
         </w:tc>
       </w:tr>
       <w:tr>
-        <w:tblPrEx>
-          <w:tblCellMar>
-            <w:top w:w="0" w:type="dxa"/>
-            <w:bottom w:w="0" w:type="dxa"/>
-          </w:tblCellMar>
-        </w:tblPrEx>
         <w:tc>
           <w:tcPr>
             <w:tcW w:w="1200" w:type="dxa"/>
@@ -8669,6 +8343,114 @@
         <w:lastRenderedPageBreak/>
         <w:t>The limitations noted in Section 6 are well-understood and do not affect the correctness of the core chain logic or the validity of the security properties demonstrated by the current implementation. They represent clear directions for anyone who wishes to take the system further.</w:t>
       </w:r>
+    </w:p>
+    <w:p>
+      <w:pPr>
+        <w:spacing w:after="160"/>
+        <w:rPr>
+          <w:rFonts w:ascii="Times New Roman" w:hAnsi="Times New Roman" w:cs="Times New Roman"/>
+        </w:rPr>
+      </w:pPr>
+    </w:p>
+    <w:p>
+      <w:pPr>
+        <w:spacing w:after="160"/>
+        <w:rPr>
+          <w:rFonts w:ascii="Times New Roman" w:hAnsi="Times New Roman" w:cs="Times New Roman"/>
+        </w:rPr>
+      </w:pPr>
+      <w:r>
+        <w:rPr>
+          <w:rFonts w:ascii="Times New Roman" w:hAnsi="Times New Roman" w:cs="Times New Roman"/>
+        </w:rPr>
+        <w:t>References:</w:t>
+      </w:r>
+    </w:p>
+    <w:p>
+      <w:pPr>
+        <w:spacing w:after="160"/>
+        <w:rPr>
+          <w:rFonts w:ascii="Times New Roman" w:hAnsi="Times New Roman" w:cs="Times New Roman"/>
+        </w:rPr>
+      </w:pPr>
+    </w:p>
+    <w:p>
+      <w:pPr>
+        <w:spacing w:after="160"/>
+        <w:rPr>
+          <w:rFonts w:ascii="Times New Roman" w:hAnsi="Times New Roman" w:cs="Times New Roman"/>
+        </w:rPr>
+      </w:pPr>
+      <w:r>
+        <w:rPr>
+          <w:rFonts w:ascii="Times New Roman" w:hAnsi="Times New Roman" w:cs="Times New Roman"/>
+        </w:rPr>
+        <w:t>Miller, P. (2021-2025). </w:t>
+      </w:r>
+      <w:hyperlink r:id="rId5" w:tgtFrame="_blank" w:history="1">
+        <w:proofErr w:type="gramStart"/>
+        <w:r>
+          <w:rPr>
+            <w:rStyle w:val="Hyperlink"/>
+            <w:rFonts w:ascii="Times New Roman" w:hAnsi="Times New Roman" w:cs="Times New Roman"/>
+            <w:i/>
+            <w:iCs/>
+          </w:rPr>
+          <w:t>noble-hashes</w:t>
+        </w:r>
+        <w:proofErr w:type="gramEnd"/>
+        <w:r>
+          <w:rPr>
+            <w:rStyle w:val="Hyperlink"/>
+            <w:rFonts w:ascii="Times New Roman" w:hAnsi="Times New Roman" w:cs="Times New Roman"/>
+            <w:i/>
+            <w:iCs/>
+          </w:rPr>
+          <w:t>: Audited &amp; minimal JS implementation of hashes</w:t>
+        </w:r>
+      </w:hyperlink>
+      <w:r>
+        <w:rPr>
+          <w:rFonts w:ascii="Times New Roman" w:hAnsi="Times New Roman" w:cs="Times New Roman"/>
+        </w:rPr>
+        <w:t>. GitHub. </w:t>
+      </w:r>
+    </w:p>
+    <w:p>
+      <w:pPr>
+        <w:spacing w:after="160"/>
+        <w:rPr>
+          <w:rFonts w:ascii="Times New Roman" w:hAnsi="Times New Roman" w:cs="Times New Roman"/>
+        </w:rPr>
+      </w:pPr>
+      <w:r>
+        <w:rPr>
+          <w:rFonts w:ascii="Times New Roman" w:hAnsi="Times New Roman" w:cs="Times New Roman"/>
+        </w:rPr>
+        <w:t xml:space="preserve">Miller, P. (2022). </w:t>
+      </w:r>
+      <w:proofErr w:type="gramStart"/>
+      <w:r>
+        <w:rPr>
+          <w:rFonts w:ascii="Times New Roman" w:hAnsi="Times New Roman" w:cs="Times New Roman"/>
+        </w:rPr>
+        <w:t>noble-curves</w:t>
+      </w:r>
+      <w:proofErr w:type="gramEnd"/>
+      <w:r>
+        <w:rPr>
+          <w:rFonts w:ascii="Times New Roman" w:hAnsi="Times New Roman" w:cs="Times New Roman"/>
+        </w:rPr>
+        <w:t xml:space="preserve"> [Source code]. https://github.com/paulmillr/noble-curves</w:t>
+      </w:r>
+    </w:p>
+    <w:p>
+      <w:pPr>
+        <w:spacing w:after="160"/>
+        <w:rPr>
+          <w:rFonts w:ascii="Times New Roman" w:hAnsi="Times New Roman" w:cs="Times New Roman"/>
+        </w:rPr>
+      </w:pPr>
     </w:p>
     <w:p>
       <w:pPr>
@@ -9332,7 +9114,6 @@
   <w:style w:type="character" w:default="1" w:styleId="DefaultParagraphFont">
     <w:name w:val="Default Paragraph Font"/>
     <w:uiPriority w:val="1"/>
-    <w:semiHidden/>
     <w:unhideWhenUsed/>
   </w:style>
   <w:style w:type="table" w:default="1" w:styleId="TableNormal">
@@ -9415,6 +9196,18 @@
     <w:rPr>
       <w:sz w:val="20"/>
       <w:szCs w:val="20"/>
+    </w:rPr>
+  </w:style>
+  <w:style w:type="character" w:styleId="UnresolvedMention">
+    <w:name w:val="Unresolved Mention"/>
+    <w:basedOn w:val="DefaultParagraphFont"/>
+    <w:uiPriority w:val="99"/>
+    <w:semiHidden/>
+    <w:unhideWhenUsed/>
+    <w:rsid w:val="00D44DCE"/>
+    <w:rPr>
+      <w:color w:val="605E5C"/>
+      <w:shd w:val="clear" w:color="auto" w:fill="E1DFDD"/>
     </w:rPr>
   </w:style>
 </w:styles>
